--- a/marketing/word/email-flows.docx
+++ b/marketing/word/email-flows.docx
@@ -1503,7 +1503,7 @@
         <w:pStyle w:val="BlockText"/>
       </w:pPr>
       <w:r>
-        <w:t xml:space="preserve">There's a 14-day free trial and no credit card required, so the worst case is you spent two minutes connecting your Google account.</w:t>
+        <w:t xml:space="preserve">There's a 14-day free trial you can cancel anytime, so the worst case is you spent two minutes connecting your Google account.</w:t>
       </w:r>
     </w:p>
     <w:p>
